--- a/AI Usage Declaration.docx
+++ b/AI Usage Declaration.docx
@@ -2,7 +2,7 @@
 <file path=word/document.xml><?xml version="1.0" encoding="utf-8"?>
 <w:document xmlns:o="urn:schemas-microsoft-com:office:office" xmlns:r="http://schemas.openxmlformats.org/officeDocument/2006/relationships" xmlns:v="urn:schemas-microsoft-com:vml" xmlns:w="http://schemas.openxmlformats.org/wordprocessingml/2006/main" xmlns:w10="urn:schemas-microsoft-com:office:word" xmlns:wp="http://schemas.openxmlformats.org/drawingml/2006/wordprocessingDrawing" xmlns:wps="http://schemas.microsoft.com/office/word/2010/wordprocessingShape" xmlns:wpg="http://schemas.microsoft.com/office/word/2010/wordprocessingGroup" xmlns:mc="http://schemas.openxmlformats.org/markup-compatibility/2006" xmlns:wp14="http://schemas.microsoft.com/office/word/2010/wordprocessingDrawing" xmlns:w14="http://schemas.microsoft.com/office/word/2010/wordml" xmlns:w15="http://schemas.microsoft.com/office/word/2012/wordml" mc:Ignorable="w14 wp14 w15">
   <w:body>
-    <w:p>
+    <w:p xmlns:wp14="http://schemas.microsoft.com/office/word/2010/wordml" wp14:textId="77777777">
       <w:pPr>
         <w:pStyle w:val="Normal"/>
         <w:rPr>
@@ -22,7 +22,7 @@
         <w:t>AI Usage Declaration</w:t>
       </w:r>
     </w:p>
-    <w:p>
+    <w:p xmlns:wp14="http://schemas.microsoft.com/office/word/2010/wordml" wp14:textId="77777777">
       <w:pPr>
         <w:pStyle w:val="Heading3"/>
         <w:spacing w:before="281" w:after="281"/>
@@ -39,7 +39,7 @@
         <w:t>AI Usage Declaration Submission Instructions</w:t>
       </w:r>
     </w:p>
-    <w:p>
+    <w:p xmlns:wp14="http://schemas.microsoft.com/office/word/2010/wordml" wp14:textId="77777777">
       <w:pPr>
         <w:pStyle w:val="Normal"/>
         <w:rPr/>
@@ -47,7 +47,13 @@
       <w:r>
         <w:rPr/>
         <w:t xml:space="preserve">When completing your assignment, you must download and fill out the "AI Usage Declaration" form for each assignment where AI use is permitted. </w:t>
+      </w:r>
+      <w:r>
+        <w:rPr/>
         <w:br/>
+      </w:r>
+      <w:r>
+        <w:rPr/>
         <w:t>Once completed, convert the form to a PDF and save it as “</w:t>
       </w:r>
       <w:r>
@@ -60,7 +66,13 @@
       <w:r>
         <w:rPr/>
         <w:t>. Submit this PDF along with your assignment.</w:t>
+      </w:r>
+      <w:r>
+        <w:rPr/>
         <w:br/>
+      </w:r>
+      <w:r>
+        <w:rPr/>
         <w:t xml:space="preserve">This declaration is </w:t>
       </w:r>
       <w:r>
@@ -83,22 +95,22 @@
         <w:t xml:space="preserve"> and failure to submit it will result in a zero for the assignment. Ensure all information provided is accurate and aligns with the academic integrity guidelines.</w:t>
       </w:r>
     </w:p>
-    <w:p>
-      <w:pPr>
-        <w:pStyle w:val="Normal"/>
-        <w:rPr>
-          <w:b/>
-          <w:bCs/>
-        </w:rPr>
-      </w:pPr>
-      <w:r>
-        <w:rPr>
-          <w:b/>
-          <w:bCs/>
-        </w:rPr>
-      </w:r>
-    </w:p>
-    <w:p>
+    <w:p xmlns:wp14="http://schemas.microsoft.com/office/word/2010/wordml" wp14:textId="77777777">
+      <w:pPr>
+        <w:pStyle w:val="Normal"/>
+        <w:rPr>
+          <w:b/>
+          <w:bCs/>
+        </w:rPr>
+      </w:pPr>
+      <w:r>
+        <w:rPr>
+          <w:b/>
+          <w:bCs/>
+        </w:rPr>
+      </w:r>
+    </w:p>
+    <w:p xmlns:wp14="http://schemas.microsoft.com/office/word/2010/wordml" wp14:textId="77777777">
       <w:pPr>
         <w:pStyle w:val="Normal"/>
         <w:rPr/>
@@ -111,7 +123,7 @@
         <w:t>Student Information</w:t>
       </w:r>
     </w:p>
-    <w:p>
+    <w:p xmlns:wp14="http://schemas.microsoft.com/office/word/2010/wordml" wp14:textId="5060C5F0">
       <w:pPr>
         <w:pStyle w:val="Normal"/>
         <w:numPr>
@@ -122,7 +134,7 @@
       </w:pPr>
       <w:r>
         <w:rPr/>
-        <w:t>Name: _____________________________________</w:t>
+        <w:t>Name: Kamran Omar</w:t>
       </w:r>
     </w:p>
     <w:p>
@@ -136,10 +148,14 @@
       </w:pPr>
       <w:r>
         <w:rPr/>
-        <w:t>Student ID: __________________________________</w:t>
-      </w:r>
-    </w:p>
-    <w:p>
+        <w:t xml:space="preserve">Student ID: </w:t>
+      </w:r>
+      <w:r>
+        <w:rPr/>
+        <w:t>101564373</w:t>
+      </w:r>
+    </w:p>
+    <w:p xmlns:wp14="http://schemas.microsoft.com/office/word/2010/wordml" wp14:textId="60EF85F4">
       <w:pPr>
         <w:pStyle w:val="Normal"/>
         <w:numPr>
@@ -150,10 +166,14 @@
       </w:pPr>
       <w:r>
         <w:rPr/>
-        <w:t>Course Code: __________________________________</w:t>
-      </w:r>
-    </w:p>
-    <w:p>
+        <w:t xml:space="preserve">Course Code: </w:t>
+      </w:r>
+      <w:r>
+        <w:rPr/>
+        <w:t>COMP2152</w:t>
+      </w:r>
+    </w:p>
+    <w:p xmlns:wp14="http://schemas.microsoft.com/office/word/2010/wordml" wp14:textId="77777777">
       <w:pPr>
         <w:pStyle w:val="Normal"/>
         <w:rPr/>
@@ -166,7 +186,7 @@
         <w:t>Assessment Information</w:t>
       </w:r>
     </w:p>
-    <w:p>
+    <w:p xmlns:wp14="http://schemas.microsoft.com/office/word/2010/wordml" wp14:textId="06ED87DF">
       <w:pPr>
         <w:pStyle w:val="Normal"/>
         <w:numPr>
@@ -177,7 +197,19 @@
       </w:pPr>
       <w:r>
         <w:rPr/>
-        <w:t>Assessment Name: __________________________________</w:t>
+        <w:t xml:space="preserve">Assessment </w:t>
+      </w:r>
+      <w:r>
+        <w:rPr/>
+        <w:t>Name:</w:t>
+      </w:r>
+      <w:r>
+        <w:rPr/>
+        <w:t xml:space="preserve"> Port</w:t>
+      </w:r>
+      <w:r>
+        <w:rPr/>
+        <w:t xml:space="preserve"> Scanner</w:t>
       </w:r>
     </w:p>
     <w:p>
@@ -191,25 +223,39 @@
       </w:pPr>
       <w:r>
         <w:rPr/>
-        <w:t>Submission Date: _______________________________________</w:t>
-      </w:r>
-    </w:p>
-    <w:p>
-      <w:pPr>
-        <w:pStyle w:val="Normal"/>
-        <w:rPr>
-          <w:b/>
-          <w:bCs/>
-        </w:rPr>
-      </w:pPr>
-      <w:r>
-        <w:rPr>
-          <w:b/>
-          <w:bCs/>
-        </w:rPr>
-      </w:r>
-    </w:p>
-    <w:p>
+        <w:t xml:space="preserve">Submission Date: </w:t>
+      </w:r>
+      <w:r>
+        <w:rPr/>
+        <w:t>22</w:t>
+      </w:r>
+      <w:r>
+        <w:rPr>
+          <w:vertAlign w:val="superscript"/>
+        </w:rPr>
+        <w:t>nd</w:t>
+      </w:r>
+      <w:r>
+        <w:rPr/>
+        <w:t xml:space="preserve"> March 2026</w:t>
+      </w:r>
+    </w:p>
+    <w:p xmlns:wp14="http://schemas.microsoft.com/office/word/2010/wordml" wp14:textId="77777777">
+      <w:pPr>
+        <w:pStyle w:val="Normal"/>
+        <w:rPr>
+          <w:b/>
+          <w:bCs/>
+        </w:rPr>
+      </w:pPr>
+      <w:r>
+        <w:rPr>
+          <w:b/>
+          <w:bCs/>
+        </w:rPr>
+      </w:r>
+    </w:p>
+    <w:p xmlns:wp14="http://schemas.microsoft.com/office/word/2010/wordml" wp14:textId="77777777">
       <w:pPr>
         <w:pStyle w:val="Normal"/>
         <w:rPr>
@@ -227,7 +273,7 @@
         <w:t>(Add * for those applicable)</w:t>
       </w:r>
     </w:p>
-    <w:p>
+    <w:p xmlns:wp14="http://schemas.microsoft.com/office/word/2010/wordml" wp14:textId="77777777">
       <w:pPr>
         <w:pStyle w:val="Normal"/>
         <w:rPr>
@@ -245,7 +291,33 @@
         <w:t xml:space="preserve">AI Tool(s) Used: </w:t>
       </w:r>
     </w:p>
-    <w:p>
+    <w:p xmlns:wp14="http://schemas.microsoft.com/office/word/2010/wordml" wp14:textId="79475F39">
+      <w:pPr>
+        <w:pStyle w:val="ListParagraph"/>
+        <w:numPr>
+          <w:ilvl w:val="0"/>
+          <w:numId w:val="1"/>
+        </w:numPr>
+        <w:spacing w:before="0" w:after="0"/>
+        <w:contextualSpacing w:val="1"/>
+        <w:rPr>
+          <w:rFonts w:ascii="Aptos" w:hAnsi="Aptos" w:eastAsia="Aptos" w:cs="Aptos"/>
+        </w:rPr>
+      </w:pPr>
+      <w:r>
+        <w:rPr>
+          <w:rFonts w:eastAsia="Aptos" w:cs="Aptos"/>
+        </w:rPr>
+        <w:t>ChatGPT</w:t>
+      </w:r>
+      <w:r>
+        <w:rPr>
+          <w:rFonts w:eastAsia="Aptos" w:cs="Aptos"/>
+        </w:rPr>
+        <w:t xml:space="preserve"> *</w:t>
+      </w:r>
+    </w:p>
+    <w:p xmlns:wp14="http://schemas.microsoft.com/office/word/2010/wordml" wp14:textId="77777777">
       <w:pPr>
         <w:pStyle w:val="ListParagraph"/>
         <w:numPr>
@@ -262,10 +334,10 @@
         <w:rPr>
           <w:rFonts w:eastAsia="Aptos" w:cs="Aptos"/>
         </w:rPr>
-        <w:t>ChatGPT</w:t>
-      </w:r>
-    </w:p>
-    <w:p>
+        <w:t>Copilot</w:t>
+      </w:r>
+    </w:p>
+    <w:p xmlns:wp14="http://schemas.microsoft.com/office/word/2010/wordml" wp14:textId="77777777">
       <w:pPr>
         <w:pStyle w:val="ListParagraph"/>
         <w:numPr>
@@ -282,10 +354,10 @@
         <w:rPr>
           <w:rFonts w:eastAsia="Aptos" w:cs="Aptos"/>
         </w:rPr>
-        <w:t>Copilot</w:t>
-      </w:r>
-    </w:p>
-    <w:p>
+        <w:t>DALL-E</w:t>
+      </w:r>
+    </w:p>
+    <w:p xmlns:wp14="http://schemas.microsoft.com/office/word/2010/wordml" wp14:textId="77777777">
       <w:pPr>
         <w:pStyle w:val="ListParagraph"/>
         <w:numPr>
@@ -302,10 +374,69 @@
         <w:rPr>
           <w:rFonts w:eastAsia="Aptos" w:cs="Aptos"/>
         </w:rPr>
-        <w:t>DALL-E</w:t>
-      </w:r>
-    </w:p>
-    <w:p>
+        <w:t>Other: [Specify]</w:t>
+      </w:r>
+    </w:p>
+    <w:p xmlns:wp14="http://schemas.microsoft.com/office/word/2010/wordml" wp14:textId="77777777">
+      <w:pPr>
+        <w:pStyle w:val="Normal"/>
+        <w:rPr/>
+      </w:pPr>
+      <w:r>
+        <w:rPr/>
+      </w:r>
+    </w:p>
+    <w:p xmlns:wp14="http://schemas.microsoft.com/office/word/2010/wordml" wp14:textId="77777777">
+      <w:pPr>
+        <w:pStyle w:val="Normal"/>
+        <w:rPr/>
+      </w:pPr>
+      <w:r>
+        <w:rPr/>
+      </w:r>
+    </w:p>
+    <w:p xmlns:wp14="http://schemas.microsoft.com/office/word/2010/wordml" wp14:textId="77777777">
+      <w:pPr>
+        <w:pStyle w:val="Normal"/>
+        <w:rPr/>
+      </w:pPr>
+      <w:r>
+        <w:rPr/>
+        <w:t>(form continues on next page)</w:t>
+      </w:r>
+      <w:r>
+        <w:br w:type="page"/>
+      </w:r>
+    </w:p>
+    <w:p xmlns:wp14="http://schemas.microsoft.com/office/word/2010/wordml" wp14:textId="77777777">
+      <w:pPr>
+        <w:pStyle w:val="Heading4"/>
+        <w:spacing w:before="319" w:after="319"/>
+        <w:rPr/>
+      </w:pPr>
+      <w:r>
+        <w:rPr>
+          <w:rFonts w:eastAsia="Aptos" w:cs="Aptos"/>
+          <w:b/>
+          <w:bCs/>
+        </w:rPr>
+        <w:t>Purpose of AI Usage:</w:t>
+      </w:r>
+    </w:p>
+    <w:p xmlns:wp14="http://schemas.microsoft.com/office/word/2010/wordml" wp14:textId="77777777">
+      <w:pPr>
+        <w:pStyle w:val="Normal"/>
+        <w:spacing w:before="240" w:after="240"/>
+        <w:rPr/>
+      </w:pPr>
+      <w:r>
+        <w:rPr>
+          <w:rFonts w:eastAsia="Aptos" w:cs="Aptos"/>
+        </w:rPr>
+        <w:t>(Select the primary purposes for which AI was used in this assessment)</w:t>
+      </w:r>
+    </w:p>
+    <w:p xmlns:wp14="http://schemas.microsoft.com/office/word/2010/wordml" wp14:textId="77777777">
       <w:pPr>
         <w:pStyle w:val="ListParagraph"/>
         <w:numPr>
@@ -322,69 +453,10 @@
         <w:rPr>
           <w:rFonts w:eastAsia="Aptos" w:cs="Aptos"/>
         </w:rPr>
-        <w:t>Other: [Specify]</w:t>
-      </w:r>
-    </w:p>
-    <w:p>
-      <w:pPr>
-        <w:pStyle w:val="Normal"/>
-        <w:rPr/>
-      </w:pPr>
-      <w:r>
-        <w:rPr/>
-      </w:r>
-    </w:p>
-    <w:p>
-      <w:pPr>
-        <w:pStyle w:val="Normal"/>
-        <w:rPr/>
-      </w:pPr>
-      <w:r>
-        <w:rPr/>
-      </w:r>
-    </w:p>
-    <w:p>
-      <w:pPr>
-        <w:pStyle w:val="Normal"/>
-        <w:rPr/>
-      </w:pPr>
-      <w:r>
-        <w:rPr/>
-        <w:t>(form continues on next page)</w:t>
-      </w:r>
-      <w:r>
-        <w:br w:type="page"/>
-      </w:r>
-    </w:p>
-    <w:p>
-      <w:pPr>
-        <w:pStyle w:val="Heading4"/>
-        <w:spacing w:before="319" w:after="319"/>
-        <w:rPr/>
-      </w:pPr>
-      <w:r>
-        <w:rPr>
-          <w:rFonts w:eastAsia="Aptos" w:cs="Aptos"/>
-          <w:b/>
-          <w:bCs/>
-        </w:rPr>
-        <w:t>Purpose of AI Usage:</w:t>
-      </w:r>
-    </w:p>
-    <w:p>
-      <w:pPr>
-        <w:pStyle w:val="Normal"/>
-        <w:spacing w:before="240" w:after="240"/>
-        <w:rPr/>
-      </w:pPr>
-      <w:r>
-        <w:rPr>
-          <w:rFonts w:eastAsia="Aptos" w:cs="Aptos"/>
-        </w:rPr>
-        <w:t>(Select the primary purposes for which AI was used in this assessment)</w:t>
-      </w:r>
-    </w:p>
-    <w:p>
+        <w:t>Idea Generation</w:t>
+      </w:r>
+    </w:p>
+    <w:p xmlns:wp14="http://schemas.microsoft.com/office/word/2010/wordml" wp14:textId="77777777">
       <w:pPr>
         <w:pStyle w:val="ListParagraph"/>
         <w:numPr>
@@ -401,10 +473,10 @@
         <w:rPr>
           <w:rFonts w:eastAsia="Aptos" w:cs="Aptos"/>
         </w:rPr>
-        <w:t>Idea Generation</w:t>
-      </w:r>
-    </w:p>
-    <w:p>
+        <w:t>Writing Assistance</w:t>
+      </w:r>
+    </w:p>
+    <w:p xmlns:wp14="http://schemas.microsoft.com/office/word/2010/wordml" wp14:textId="77777777">
       <w:pPr>
         <w:pStyle w:val="ListParagraph"/>
         <w:numPr>
@@ -421,10 +493,36 @@
         <w:rPr>
           <w:rFonts w:eastAsia="Aptos" w:cs="Aptos"/>
         </w:rPr>
-        <w:t>Writing Assistance</w:t>
-      </w:r>
-    </w:p>
-    <w:p>
+        <w:t>Image Creation</w:t>
+      </w:r>
+    </w:p>
+    <w:p xmlns:wp14="http://schemas.microsoft.com/office/word/2010/wordml" wp14:textId="2FE24476">
+      <w:pPr>
+        <w:pStyle w:val="ListParagraph"/>
+        <w:numPr>
+          <w:ilvl w:val="0"/>
+          <w:numId w:val="1"/>
+        </w:numPr>
+        <w:spacing w:before="0" w:after="0"/>
+        <w:contextualSpacing w:val="1"/>
+        <w:rPr>
+          <w:rFonts w:ascii="Aptos" w:hAnsi="Aptos" w:eastAsia="Aptos" w:cs="Aptos"/>
+        </w:rPr>
+      </w:pPr>
+      <w:r>
+        <w:rPr>
+          <w:rFonts w:eastAsia="Aptos" w:cs="Aptos"/>
+        </w:rPr>
+        <w:t>Coding/Programming</w:t>
+      </w:r>
+      <w:r>
+        <w:rPr>
+          <w:rFonts w:eastAsia="Aptos" w:cs="Aptos"/>
+        </w:rPr>
+        <w:t xml:space="preserve"> *</w:t>
+      </w:r>
+    </w:p>
+    <w:p xmlns:wp14="http://schemas.microsoft.com/office/word/2010/wordml" wp14:textId="77777777">
       <w:pPr>
         <w:pStyle w:val="ListParagraph"/>
         <w:numPr>
@@ -441,10 +539,10 @@
         <w:rPr>
           <w:rFonts w:eastAsia="Aptos" w:cs="Aptos"/>
         </w:rPr>
-        <w:t>Image Creation</w:t>
-      </w:r>
-    </w:p>
-    <w:p>
+        <w:t>Language Refinement</w:t>
+      </w:r>
+    </w:p>
+    <w:p xmlns:wp14="http://schemas.microsoft.com/office/word/2010/wordml" wp14:textId="77777777">
       <w:pPr>
         <w:pStyle w:val="ListParagraph"/>
         <w:numPr>
@@ -461,10 +559,214 @@
         <w:rPr>
           <w:rFonts w:eastAsia="Aptos" w:cs="Aptos"/>
         </w:rPr>
-        <w:t>Coding/Programming</w:t>
-      </w:r>
-    </w:p>
-    <w:p>
+        <w:t>Other: [Specify]</w:t>
+      </w:r>
+    </w:p>
+    <w:p xmlns:wp14="http://schemas.microsoft.com/office/word/2010/wordml" wp14:textId="77777777">
+      <w:pPr>
+        <w:pStyle w:val="Normal"/>
+        <w:spacing w:before="0" w:after="0"/>
+        <w:rPr>
+          <w:rFonts w:ascii="Aptos" w:hAnsi="Aptos" w:eastAsia="Aptos" w:cs="Aptos"/>
+        </w:rPr>
+      </w:pPr>
+      <w:r>
+        <w:rPr>
+          <w:rFonts w:eastAsia="Aptos" w:cs="Aptos"/>
+        </w:rPr>
+      </w:r>
+    </w:p>
+    <w:p xmlns:wp14="http://schemas.microsoft.com/office/word/2010/wordml" wp14:textId="77777777">
+      <w:pPr>
+        <w:pStyle w:val="Heading4"/>
+        <w:spacing w:before="319" w:after="319"/>
+        <w:rPr/>
+      </w:pPr>
+      <w:r>
+        <w:rPr>
+          <w:rFonts w:eastAsia="Aptos" w:cs="Aptos"/>
+          <w:b w:val="1"/>
+          <w:bCs w:val="1"/>
+        </w:rPr>
+        <w:t>Details of AI-Generated Content:</w:t>
+      </w:r>
+    </w:p>
+    <w:p xmlns:wp14="http://schemas.microsoft.com/office/word/2010/wordml" wp14:textId="59060773">
+      <w:pPr>
+        <w:spacing w:before="240" w:beforeAutospacing="off" w:after="240" w:afterAutospacing="off"/>
+      </w:pPr>
+      <w:r>
+        <w:rPr>
+          <w:rFonts w:ascii="Aptos" w:hAnsi="Aptos" w:eastAsia="Aptos" w:cs="Aptos"/>
+          <w:noProof w:val="0"/>
+          <w:sz w:val="22"/>
+          <w:szCs w:val="22"/>
+          <w:lang w:val="en-CA"/>
+        </w:rPr>
+        <w:t>Example 1: I used AI to help explain the assignment instructions and clarify what each part of the port scanner program required.</w:t>
+      </w:r>
+    </w:p>
+    <w:p xmlns:wp14="http://schemas.microsoft.com/office/word/2010/wordml" wp14:textId="3FC373BB">
+      <w:pPr>
+        <w:spacing w:before="240" w:beforeAutospacing="off" w:after="240" w:afterAutospacing="off"/>
+      </w:pPr>
+      <w:r>
+        <w:rPr>
+          <w:rFonts w:ascii="Aptos" w:hAnsi="Aptos" w:eastAsia="Aptos" w:cs="Aptos"/>
+          <w:noProof w:val="0"/>
+          <w:sz w:val="22"/>
+          <w:szCs w:val="22"/>
+          <w:lang w:val="en-CA"/>
+        </w:rPr>
+        <w:t>Example 2: I used AI to get guidance on how to structure the Python code, including classes, threading, and SQLite database functions.</w:t>
+      </w:r>
+    </w:p>
+    <w:p xmlns:wp14="http://schemas.microsoft.com/office/word/2010/wordml" wp14:textId="74E23203">
+      <w:pPr>
+        <w:spacing w:before="240" w:beforeAutospacing="off" w:after="240" w:afterAutospacing="off"/>
+      </w:pPr>
+      <w:r>
+        <w:rPr>
+          <w:rFonts w:ascii="Aptos" w:hAnsi="Aptos" w:eastAsia="Aptos" w:cs="Aptos"/>
+          <w:noProof w:val="0"/>
+          <w:sz w:val="22"/>
+          <w:szCs w:val="22"/>
+          <w:lang w:val="en-CA"/>
+        </w:rPr>
+        <w:t>Example 3: AI helped me understand how to write unit tests and verify that my code works correctly.</w:t>
+      </w:r>
+    </w:p>
+    <w:p xmlns:wp14="http://schemas.microsoft.com/office/word/2010/wordml" wp14:textId="6A327C6A">
+      <w:pPr>
+        <w:spacing w:before="240" w:beforeAutospacing="off" w:after="240" w:afterAutospacing="off"/>
+      </w:pPr>
+      <w:r>
+        <w:rPr>
+          <w:rFonts w:ascii="Aptos" w:hAnsi="Aptos" w:eastAsia="Aptos" w:cs="Aptos"/>
+          <w:noProof w:val="0"/>
+          <w:sz w:val="22"/>
+          <w:szCs w:val="22"/>
+          <w:lang w:val="en-CA"/>
+        </w:rPr>
+        <w:t>Example 4: I also used AI to get guidance on how to create the Q5 diagram and how to match it with my explanation.</w:t>
+      </w:r>
+    </w:p>
+    <w:p xmlns:wp14="http://schemas.microsoft.com/office/word/2010/wordml" wp14:textId="77777777">
+      <w:pPr>
+        <w:pStyle w:val="Normal"/>
+        <w:spacing w:before="0" w:after="0"/>
+        <w:rPr>
+          <w:rFonts w:ascii="Aptos" w:hAnsi="Aptos" w:eastAsia="Aptos" w:cs="Aptos"/>
+        </w:rPr>
+      </w:pPr>
+    </w:p>
+    <w:p xmlns:wp14="http://schemas.microsoft.com/office/word/2010/wordml" wp14:textId="77777777">
+      <w:pPr>
+        <w:pStyle w:val="Heading4"/>
+        <w:spacing w:before="319" w:after="319"/>
+        <w:rPr/>
+      </w:pPr>
+      <w:r>
+        <w:rPr>
+          <w:rFonts w:eastAsia="Aptos" w:cs="Aptos"/>
+          <w:b/>
+          <w:bCs/>
+        </w:rPr>
+        <w:t>Review and Refinement:</w:t>
+      </w:r>
+    </w:p>
+    <w:p xmlns:wp14="http://schemas.microsoft.com/office/word/2010/wordml" wp14:textId="77777777">
+      <w:pPr>
+        <w:pStyle w:val="Normal"/>
+        <w:spacing w:before="240" w:after="240"/>
+        <w:rPr/>
+      </w:pPr>
+      <w:r>
+        <w:rPr>
+          <w:rFonts w:eastAsia="Aptos" w:cs="Aptos"/>
+        </w:rPr>
+        <w:t>(Select the actions taken to refine AI output)</w:t>
+      </w:r>
+    </w:p>
+    <w:p xmlns:wp14="http://schemas.microsoft.com/office/word/2010/wordml" wp14:textId="55848ACF">
+      <w:pPr>
+        <w:pStyle w:val="ListParagraph"/>
+        <w:numPr>
+          <w:ilvl w:val="0"/>
+          <w:numId w:val="1"/>
+        </w:numPr>
+        <w:spacing w:before="0" w:after="0"/>
+        <w:contextualSpacing w:val="1"/>
+        <w:rPr>
+          <w:rFonts w:ascii="Aptos" w:hAnsi="Aptos" w:eastAsia="Aptos" w:cs="Aptos"/>
+        </w:rPr>
+      </w:pPr>
+      <w:r>
+        <w:rPr>
+          <w:rFonts w:eastAsia="Aptos" w:cs="Aptos"/>
+        </w:rPr>
+        <w:t>Edited AI-generated content for accuracy</w:t>
+      </w:r>
+      <w:r>
+        <w:rPr>
+          <w:rFonts w:eastAsia="Aptos" w:cs="Aptos"/>
+        </w:rPr>
+        <w:t>*</w:t>
+      </w:r>
+    </w:p>
+    <w:p xmlns:wp14="http://schemas.microsoft.com/office/word/2010/wordml" wp14:textId="7D9B25E7">
+      <w:pPr>
+        <w:pStyle w:val="ListParagraph"/>
+        <w:numPr>
+          <w:ilvl w:val="0"/>
+          <w:numId w:val="1"/>
+        </w:numPr>
+        <w:spacing w:before="0" w:after="0"/>
+        <w:contextualSpacing w:val="1"/>
+        <w:rPr>
+          <w:rFonts w:ascii="Aptos" w:hAnsi="Aptos" w:eastAsia="Aptos" w:cs="Aptos"/>
+        </w:rPr>
+      </w:pPr>
+      <w:r>
+        <w:rPr>
+          <w:rFonts w:eastAsia="Aptos" w:cs="Aptos"/>
+        </w:rPr>
+        <w:t>Cross-checked AI output with reliable sources</w:t>
+      </w:r>
+      <w:r>
+        <w:rPr>
+          <w:rFonts w:eastAsia="Aptos" w:cs="Aptos"/>
+        </w:rPr>
+        <w:t>*</w:t>
+      </w:r>
+    </w:p>
+    <w:p xmlns:wp14="http://schemas.microsoft.com/office/word/2010/wordml" wp14:textId="1D68C04B">
+      <w:pPr>
+        <w:pStyle w:val="ListParagraph"/>
+        <w:numPr>
+          <w:ilvl w:val="0"/>
+          <w:numId w:val="1"/>
+        </w:numPr>
+        <w:spacing w:before="0" w:after="0"/>
+        <w:contextualSpacing w:val="1"/>
+        <w:rPr>
+          <w:rFonts w:ascii="Aptos" w:hAnsi="Aptos" w:eastAsia="Aptos" w:cs="Aptos"/>
+        </w:rPr>
+      </w:pPr>
+      <w:r>
+        <w:rPr>
+          <w:rFonts w:eastAsia="Aptos" w:cs="Aptos"/>
+        </w:rPr>
+        <w:t>Made significant changes to AI-generated text or images</w:t>
+      </w:r>
+      <w:r>
+        <w:rPr>
+          <w:rFonts w:eastAsia="Aptos" w:cs="Aptos"/>
+        </w:rPr>
+        <w:t xml:space="preserve"> *</w:t>
+      </w:r>
+    </w:p>
+    <w:p xmlns:wp14="http://schemas.microsoft.com/office/word/2010/wordml" wp14:textId="77777777">
       <w:pPr>
         <w:pStyle w:val="ListParagraph"/>
         <w:numPr>
@@ -481,44 +783,53 @@
         <w:rPr>
           <w:rFonts w:eastAsia="Aptos" w:cs="Aptos"/>
         </w:rPr>
-        <w:t>Language Refinement</w:t>
-      </w:r>
-    </w:p>
-    <w:p>
-      <w:pPr>
-        <w:pStyle w:val="ListParagraph"/>
-        <w:numPr>
-          <w:ilvl w:val="0"/>
-          <w:numId w:val="1"/>
-        </w:numPr>
-        <w:spacing w:before="0" w:after="0"/>
-        <w:contextualSpacing/>
-        <w:rPr>
-          <w:rFonts w:ascii="Aptos" w:hAnsi="Aptos" w:eastAsia="Aptos" w:cs="Aptos"/>
-        </w:rPr>
-      </w:pPr>
-      <w:r>
-        <w:rPr>
-          <w:rFonts w:eastAsia="Aptos" w:cs="Aptos"/>
-        </w:rPr>
         <w:t>Other: [Specify]</w:t>
       </w:r>
     </w:p>
-    <w:p>
-      <w:pPr>
-        <w:pStyle w:val="Normal"/>
-        <w:spacing w:before="0" w:after="0"/>
-        <w:rPr>
-          <w:rFonts w:ascii="Aptos" w:hAnsi="Aptos" w:eastAsia="Aptos" w:cs="Aptos"/>
-        </w:rPr>
-      </w:pPr>
-      <w:r>
-        <w:rPr>
-          <w:rFonts w:eastAsia="Aptos" w:cs="Aptos"/>
-        </w:rPr>
-      </w:r>
-    </w:p>
-    <w:p>
+    <w:p xmlns:wp14="http://schemas.microsoft.com/office/word/2010/wordml" wp14:textId="77777777">
+      <w:pPr>
+        <w:pStyle w:val="Normal"/>
+        <w:rPr>
+          <w:b/>
+          <w:bCs/>
+        </w:rPr>
+      </w:pPr>
+      <w:r>
+        <w:rPr>
+          <w:b/>
+          <w:bCs/>
+        </w:rPr>
+      </w:r>
+    </w:p>
+    <w:p xmlns:wp14="http://schemas.microsoft.com/office/word/2010/wordml" wp14:textId="77777777">
+      <w:pPr>
+        <w:pStyle w:val="Normal"/>
+        <w:rPr>
+          <w:b/>
+          <w:bCs/>
+        </w:rPr>
+      </w:pPr>
+      <w:r>
+        <w:rPr>
+          <w:b/>
+          <w:bCs/>
+        </w:rPr>
+      </w:r>
+    </w:p>
+    <w:p xmlns:wp14="http://schemas.microsoft.com/office/word/2010/wordml" wp14:textId="77777777">
+      <w:pPr>
+        <w:pStyle w:val="Normal"/>
+        <w:rPr/>
+      </w:pPr>
+      <w:r>
+        <w:rPr/>
+        <w:t>(form continues on next page)</w:t>
+      </w:r>
+      <w:r>
+        <w:br w:type="page"/>
+      </w:r>
+    </w:p>
+    <w:p xmlns:wp14="http://schemas.microsoft.com/office/word/2010/wordml" wp14:textId="77777777">
       <w:pPr>
         <w:pStyle w:val="Heading4"/>
         <w:spacing w:before="319" w:after="319"/>
@@ -530,99 +841,112 @@
           <w:b/>
           <w:bCs/>
         </w:rPr>
-        <w:t>Details of AI-Generated Content:</w:t>
+        <w:t>Quality Assurance and Ethical Considerations:</w:t>
+      </w:r>
+    </w:p>
+    <w:p xmlns:wp14="http://schemas.microsoft.com/office/word/2010/wordml" wp14:textId="77777777">
+      <w:pPr>
+        <w:pStyle w:val="Normal"/>
+        <w:spacing w:before="240" w:after="240"/>
+        <w:rPr/>
+      </w:pPr>
+      <w:r>
+        <w:rPr>
+          <w:rFonts w:eastAsia="Aptos" w:cs="Aptos"/>
+        </w:rPr>
+        <w:t>(Briefly describe how you ensured the quality and ethical use of AI)</w:t>
       </w:r>
     </w:p>
     <w:p>
       <w:pPr>
         <w:pStyle w:val="Normal"/>
         <w:spacing w:before="240" w:after="240"/>
-        <w:rPr/>
-      </w:pPr>
-      <w:r>
-        <w:rPr>
-          <w:rFonts w:eastAsia="Aptos" w:cs="Aptos"/>
-        </w:rPr>
-        <w:t xml:space="preserve">(Provide brief examples or descriptions, </w:t>
-      </w:r>
-      <w:r>
-        <w:rPr>
-          <w:rFonts w:eastAsia="Aptos" w:cs="Aptos"/>
-        </w:rPr>
-        <w:t>adding more items to the below list if necessary</w:t>
+      </w:pPr>
+      <w:r>
+        <w:rPr>
+          <w:rFonts w:eastAsia="Aptos" w:cs="Aptos"/>
+          <w:b w:val="1"/>
+          <w:bCs w:val="1"/>
+        </w:rPr>
+        <w:t>Quality Check:</w:t>
+      </w:r>
+      <w:r>
+        <w:rPr>
+          <w:rFonts w:eastAsia="Aptos" w:cs="Aptos"/>
+        </w:rPr>
+        <w:t xml:space="preserve"> </w:t>
+      </w:r>
+      <w:r>
+        <w:rPr>
+          <w:rFonts w:ascii="Aptos" w:hAnsi="Aptos" w:eastAsia="Aptos" w:cs="Aptos"/>
+          <w:noProof w:val="0"/>
+          <w:sz w:val="22"/>
+          <w:szCs w:val="22"/>
+          <w:lang w:val="en-CA"/>
+        </w:rPr>
+        <w:t xml:space="preserve">I reviewed all AI-generated suggestions and tested the code myself to make sure it worked correctly. I also compared the output with the assignment requirements to ensure everything was </w:t>
+      </w:r>
+      <w:r>
+        <w:rPr>
+          <w:rFonts w:ascii="Aptos" w:hAnsi="Aptos" w:eastAsia="Aptos" w:cs="Aptos"/>
+          <w:noProof w:val="0"/>
+          <w:sz w:val="22"/>
+          <w:szCs w:val="22"/>
+          <w:lang w:val="en-CA"/>
+        </w:rPr>
+        <w:t>accurate</w:t>
+      </w:r>
+      <w:r>
+        <w:rPr>
+          <w:rFonts w:ascii="Aptos" w:hAnsi="Aptos" w:eastAsia="Aptos" w:cs="Aptos"/>
+          <w:noProof w:val="0"/>
+          <w:sz w:val="22"/>
+          <w:szCs w:val="22"/>
+          <w:lang w:val="en-CA"/>
+        </w:rPr>
+        <w:t>.</w:t>
       </w:r>
     </w:p>
     <w:p>
       <w:pPr>
-        <w:pStyle w:val="ListParagraph"/>
-        <w:numPr>
-          <w:ilvl w:val="0"/>
-          <w:numId w:val="1"/>
-        </w:numPr>
-        <w:spacing w:before="0" w:after="0"/>
-        <w:contextualSpacing/>
+        <w:spacing w:before="240" w:beforeAutospacing="off" w:after="240" w:afterAutospacing="off"/>
+      </w:pPr>
+      <w:r>
         <w:rPr>
           <w:rFonts w:ascii="Aptos" w:hAnsi="Aptos" w:eastAsia="Aptos" w:cs="Aptos"/>
-        </w:rPr>
-      </w:pPr>
-      <w:r>
-        <w:rPr>
-          <w:rFonts w:eastAsia="Aptos" w:cs="Aptos"/>
-          <w:b/>
-          <w:bCs/>
-        </w:rPr>
-        <w:t>Example 1:</w:t>
-      </w:r>
-      <w:r>
-        <w:rPr>
-          <w:rFonts w:eastAsia="Aptos" w:cs="Aptos"/>
-        </w:rPr>
-        <w:t xml:space="preserve"> [Describe AI-generated content briefly]</w:t>
+          <w:noProof w:val="0"/>
+          <w:sz w:val="22"/>
+          <w:szCs w:val="22"/>
+          <w:lang w:val="en-CA"/>
+        </w:rPr>
+        <w:t>Ethical Use: I did not copy the AI output directly without understanding it. I made sure to edit and adapt the code and explanations in my own way, and I followed the assignment rules.</w:t>
       </w:r>
     </w:p>
     <w:p>
       <w:pPr>
-        <w:pStyle w:val="ListParagraph"/>
-        <w:numPr>
-          <w:ilvl w:val="0"/>
-          <w:numId w:val="1"/>
-        </w:numPr>
-        <w:spacing w:before="0" w:after="0"/>
-        <w:contextualSpacing/>
-        <w:rPr>
-          <w:rFonts w:ascii="Aptos" w:hAnsi="Aptos" w:eastAsia="Aptos" w:cs="Aptos"/>
-        </w:rPr>
-      </w:pPr>
-      <w:r>
-        <w:rPr>
-          <w:rFonts w:eastAsia="Aptos" w:cs="Aptos"/>
-          <w:b/>
-          <w:bCs/>
-        </w:rPr>
-        <w:t>Example 2:</w:t>
-      </w:r>
-      <w:r>
-        <w:rPr>
-          <w:rFonts w:eastAsia="Aptos" w:cs="Aptos"/>
-        </w:rPr>
-        <w:t xml:space="preserve"> ...</w:t>
-      </w:r>
-    </w:p>
-    <w:p>
-      <w:pPr>
-        <w:pStyle w:val="Normal"/>
-        <w:spacing w:before="0" w:after="0"/>
-        <w:rPr>
-          <w:rFonts w:ascii="Aptos" w:hAnsi="Aptos" w:eastAsia="Aptos" w:cs="Aptos"/>
-        </w:rPr>
-      </w:pPr>
-      <w:r>
-        <w:rPr>
-          <w:rFonts w:eastAsia="Aptos" w:cs="Aptos"/>
-        </w:rPr>
-      </w:r>
-    </w:p>
-    <w:p>
+        <w:pStyle w:val="Normal"/>
+        <w:spacing w:before="240" w:after="240"/>
+        <w:rPr>
+          <w:rFonts w:eastAsia="Aptos" w:cs="Aptos"/>
+        </w:rPr>
+      </w:pPr>
+    </w:p>
+    <w:p xmlns:wp14="http://schemas.microsoft.com/office/word/2010/wordml" wp14:textId="77777777">
+      <w:pPr>
+        <w:pStyle w:val="Normal"/>
+        <w:rPr>
+          <w:b/>
+          <w:bCs/>
+        </w:rPr>
+      </w:pPr>
+      <w:r>
+        <w:rPr>
+          <w:b/>
+          <w:bCs/>
+        </w:rPr>
+      </w:r>
+    </w:p>
+    <w:p xmlns:wp14="http://schemas.microsoft.com/office/word/2010/wordml" wp14:textId="77777777">
       <w:pPr>
         <w:pStyle w:val="Heading4"/>
         <w:spacing w:before="319" w:after="319"/>
@@ -634,10 +958,10 @@
           <w:b/>
           <w:bCs/>
         </w:rPr>
-        <w:t>Review and Refinement:</w:t>
-      </w:r>
-    </w:p>
-    <w:p>
+        <w:t>Reflection on AI Usage:</w:t>
+      </w:r>
+    </w:p>
+    <w:p xmlns:wp14="http://schemas.microsoft.com/office/word/2010/wordml" wp14:textId="77777777">
       <w:pPr>
         <w:pStyle w:val="Normal"/>
         <w:spacing w:before="240" w:after="240"/>
@@ -647,297 +971,70 @@
         <w:rPr>
           <w:rFonts w:eastAsia="Aptos" w:cs="Aptos"/>
         </w:rPr>
-        <w:t>(Select the actions taken to refine AI output)</w:t>
-      </w:r>
-    </w:p>
-    <w:p>
-      <w:pPr>
-        <w:pStyle w:val="ListParagraph"/>
-        <w:numPr>
-          <w:ilvl w:val="0"/>
-          <w:numId w:val="1"/>
-        </w:numPr>
-        <w:spacing w:before="0" w:after="0"/>
-        <w:contextualSpacing/>
+        <w:t>(Briefly reflect on your experience using AI)</w:t>
+      </w:r>
+    </w:p>
+    <w:p xmlns:wp14="http://schemas.microsoft.com/office/word/2010/wordml" wp14:textId="11DC2C5A">
+      <w:pPr>
+        <w:pStyle w:val="Normal"/>
+        <w:spacing w:before="240" w:after="240"/>
+      </w:pPr>
+      <w:r>
+        <w:rPr>
+          <w:rFonts w:eastAsia="Aptos" w:cs="Aptos"/>
+          <w:b w:val="1"/>
+          <w:bCs w:val="1"/>
+        </w:rPr>
+        <w:t>Reflection:</w:t>
+      </w:r>
+      <w:r>
+        <w:rPr>
+          <w:rFonts w:eastAsia="Aptos" w:cs="Aptos"/>
+        </w:rPr>
+        <w:t xml:space="preserve"> </w:t>
+      </w:r>
+      <w:r>
         <w:rPr>
           <w:rFonts w:ascii="Aptos" w:hAnsi="Aptos" w:eastAsia="Aptos" w:cs="Aptos"/>
-        </w:rPr>
-      </w:pPr>
-      <w:r>
-        <w:rPr>
-          <w:rFonts w:eastAsia="Aptos" w:cs="Aptos"/>
-        </w:rPr>
-        <w:t>Edited AI-generated content for accuracy</w:t>
-      </w:r>
-    </w:p>
-    <w:p>
-      <w:pPr>
-        <w:pStyle w:val="ListParagraph"/>
-        <w:numPr>
-          <w:ilvl w:val="0"/>
-          <w:numId w:val="1"/>
-        </w:numPr>
-        <w:spacing w:before="0" w:after="0"/>
-        <w:contextualSpacing/>
-        <w:rPr>
-          <w:rFonts w:ascii="Aptos" w:hAnsi="Aptos" w:eastAsia="Aptos" w:cs="Aptos"/>
-        </w:rPr>
-      </w:pPr>
-      <w:r>
-        <w:rPr>
-          <w:rFonts w:eastAsia="Aptos" w:cs="Aptos"/>
-        </w:rPr>
-        <w:t>Cross-checked AI output with reliable sources</w:t>
-      </w:r>
-    </w:p>
-    <w:p>
-      <w:pPr>
-        <w:pStyle w:val="ListParagraph"/>
-        <w:numPr>
-          <w:ilvl w:val="0"/>
-          <w:numId w:val="1"/>
-        </w:numPr>
-        <w:spacing w:before="0" w:after="0"/>
-        <w:contextualSpacing/>
-        <w:rPr>
-          <w:rFonts w:ascii="Aptos" w:hAnsi="Aptos" w:eastAsia="Aptos" w:cs="Aptos"/>
-        </w:rPr>
-      </w:pPr>
-      <w:r>
-        <w:rPr>
-          <w:rFonts w:eastAsia="Aptos" w:cs="Aptos"/>
-        </w:rPr>
-        <w:t>Made significant changes to AI-generated text or images</w:t>
-      </w:r>
-    </w:p>
-    <w:p>
-      <w:pPr>
-        <w:pStyle w:val="ListParagraph"/>
-        <w:numPr>
-          <w:ilvl w:val="0"/>
-          <w:numId w:val="1"/>
-        </w:numPr>
-        <w:spacing w:before="0" w:after="0"/>
-        <w:contextualSpacing/>
-        <w:rPr>
-          <w:rFonts w:ascii="Aptos" w:hAnsi="Aptos" w:eastAsia="Aptos" w:cs="Aptos"/>
-        </w:rPr>
-      </w:pPr>
-      <w:r>
-        <w:rPr>
-          <w:rFonts w:eastAsia="Aptos" w:cs="Aptos"/>
-        </w:rPr>
-        <w:t>Other: [Specify]</w:t>
-      </w:r>
-    </w:p>
-    <w:p>
-      <w:pPr>
-        <w:pStyle w:val="Normal"/>
-        <w:rPr>
-          <w:b/>
-          <w:bCs/>
-        </w:rPr>
-      </w:pPr>
-      <w:r>
-        <w:rPr>
-          <w:b/>
-          <w:bCs/>
-        </w:rPr>
-      </w:r>
-    </w:p>
-    <w:p>
-      <w:pPr>
-        <w:pStyle w:val="Normal"/>
-        <w:rPr>
-          <w:b/>
-          <w:bCs/>
-        </w:rPr>
-      </w:pPr>
-      <w:r>
-        <w:rPr>
-          <w:b/>
-          <w:bCs/>
-        </w:rPr>
-      </w:r>
-    </w:p>
-    <w:p>
-      <w:pPr>
-        <w:pStyle w:val="Normal"/>
-        <w:rPr/>
-      </w:pPr>
-      <w:r>
-        <w:rPr/>
-        <w:t>(form continues on next page)</w:t>
-      </w:r>
-      <w:r>
-        <w:br w:type="page"/>
-      </w:r>
-    </w:p>
-    <w:p>
-      <w:pPr>
-        <w:pStyle w:val="Heading4"/>
-        <w:spacing w:before="319" w:after="319"/>
-        <w:rPr/>
-      </w:pPr>
-      <w:r>
-        <w:rPr>
-          <w:rFonts w:eastAsia="Aptos" w:cs="Aptos"/>
-          <w:b/>
-          <w:bCs/>
-        </w:rPr>
-        <w:t>Quality Assurance and Ethical Considerations:</w:t>
-      </w:r>
-    </w:p>
-    <w:p>
-      <w:pPr>
-        <w:pStyle w:val="Normal"/>
-        <w:spacing w:before="240" w:after="240"/>
-        <w:rPr/>
-      </w:pPr>
-      <w:r>
-        <w:rPr>
-          <w:rFonts w:eastAsia="Aptos" w:cs="Aptos"/>
-        </w:rPr>
-        <w:t>(Briefly describe how you ensured the quality and ethical use of AI)</w:t>
-      </w:r>
-    </w:p>
-    <w:p>
-      <w:pPr>
-        <w:pStyle w:val="Normal"/>
-        <w:spacing w:before="240" w:after="240"/>
-        <w:rPr/>
-      </w:pPr>
-      <w:r>
-        <w:rPr>
-          <w:rFonts w:eastAsia="Aptos" w:cs="Aptos"/>
-          <w:b/>
-          <w:bCs/>
-        </w:rPr>
-        <w:t>Quality Check:</w:t>
-      </w:r>
-      <w:r>
-        <w:rPr>
-          <w:rFonts w:eastAsia="Aptos" w:cs="Aptos"/>
-        </w:rPr>
-        <w:t xml:space="preserve"> [Briefly describe actions, e.g., "Verified facts with external sources."]</w:t>
-      </w:r>
-    </w:p>
-    <w:p>
-      <w:pPr>
-        <w:pStyle w:val="Normal"/>
-        <w:spacing w:before="240" w:after="240"/>
-        <w:rPr/>
-      </w:pPr>
-      <w:r>
-        <w:rPr>
-          <w:rFonts w:eastAsia="Aptos" w:cs="Aptos"/>
-          <w:b/>
-          <w:bCs/>
-        </w:rPr>
-        <w:t>Ethical Use:</w:t>
-      </w:r>
-      <w:r>
-        <w:rPr>
-          <w:rFonts w:eastAsia="Aptos" w:cs="Aptos"/>
-        </w:rPr>
-        <w:t xml:space="preserve"> [Briefly describe, e.g., "Avoided plagiarism by editing AI output and adding original content."]</w:t>
-      </w:r>
-    </w:p>
-    <w:p>
-      <w:pPr>
-        <w:pStyle w:val="Normal"/>
-        <w:rPr>
-          <w:b/>
-          <w:bCs/>
-        </w:rPr>
-      </w:pPr>
-      <w:r>
-        <w:rPr>
-          <w:b/>
-          <w:bCs/>
-        </w:rPr>
-      </w:r>
-    </w:p>
-    <w:p>
-      <w:pPr>
-        <w:pStyle w:val="Heading4"/>
-        <w:spacing w:before="319" w:after="319"/>
-        <w:rPr/>
-      </w:pPr>
-      <w:r>
-        <w:rPr>
-          <w:rFonts w:eastAsia="Aptos" w:cs="Aptos"/>
-          <w:b/>
-          <w:bCs/>
-        </w:rPr>
-        <w:t>Reflection on AI Usage:</w:t>
-      </w:r>
-    </w:p>
-    <w:p>
-      <w:pPr>
-        <w:pStyle w:val="Normal"/>
-        <w:spacing w:before="240" w:after="240"/>
-        <w:rPr/>
-      </w:pPr>
-      <w:r>
-        <w:rPr>
-          <w:rFonts w:eastAsia="Aptos" w:cs="Aptos"/>
-        </w:rPr>
-        <w:t>(Briefly reflect on your experience using AI)</w:t>
-      </w:r>
-    </w:p>
-    <w:p>
-      <w:pPr>
-        <w:pStyle w:val="Normal"/>
-        <w:spacing w:before="240" w:after="240"/>
-        <w:rPr/>
-      </w:pPr>
-      <w:r>
-        <w:rPr>
-          <w:rFonts w:eastAsia="Aptos" w:cs="Aptos"/>
-          <w:b/>
-          <w:bCs/>
-        </w:rPr>
-        <w:t>Reflection:</w:t>
-      </w:r>
-      <w:r>
-        <w:rPr>
-          <w:rFonts w:eastAsia="Aptos" w:cs="Aptos"/>
-        </w:rPr>
-        <w:t xml:space="preserve"> [One or two sentences on how AI helped with the assessment.]</w:t>
-      </w:r>
-    </w:p>
-    <w:p>
-      <w:pPr>
-        <w:pStyle w:val="Normal"/>
-        <w:rPr>
-          <w:b/>
-          <w:bCs/>
-        </w:rPr>
-      </w:pPr>
-      <w:r>
-        <w:rPr>
-          <w:b/>
-          <w:bCs/>
-        </w:rPr>
-      </w:r>
-    </w:p>
-    <w:p>
-      <w:pPr>
-        <w:pStyle w:val="Normal"/>
-        <w:rPr>
-          <w:b/>
-          <w:bCs/>
-        </w:rPr>
-      </w:pPr>
-      <w:r>
-        <w:rPr>
-          <w:b/>
-          <w:bCs/>
-        </w:rPr>
-      </w:r>
-    </w:p>
-    <w:p>
+          <w:noProof w:val="0"/>
+          <w:sz w:val="22"/>
+          <w:szCs w:val="22"/>
+          <w:lang w:val="en-CA"/>
+        </w:rPr>
+        <w:t>AI helped me better understand the assignment and guided me in structuring my code. It was useful for learning concepts like threading and database handling, but I still made sure to understand and verify everything myself.</w:t>
+      </w:r>
+    </w:p>
+    <w:p xmlns:wp14="http://schemas.microsoft.com/office/word/2010/wordml" wp14:textId="77777777">
+      <w:pPr>
+        <w:pStyle w:val="Normal"/>
+        <w:rPr>
+          <w:b/>
+          <w:bCs/>
+        </w:rPr>
+      </w:pPr>
+      <w:r>
+        <w:rPr>
+          <w:b/>
+          <w:bCs/>
+        </w:rPr>
+      </w:r>
+    </w:p>
+    <w:p xmlns:wp14="http://schemas.microsoft.com/office/word/2010/wordml" wp14:textId="77777777">
+      <w:pPr>
+        <w:pStyle w:val="Normal"/>
+        <w:rPr>
+          <w:b/>
+          <w:bCs/>
+        </w:rPr>
+      </w:pPr>
+      <w:r>
+        <w:rPr>
+          <w:b/>
+          <w:bCs/>
+        </w:rPr>
+      </w:r>
+    </w:p>
+    <w:p xmlns:wp14="http://schemas.microsoft.com/office/word/2010/wordml" wp14:textId="77777777">
       <w:pPr>
         <w:pStyle w:val="Normal"/>
         <w:rPr/>
@@ -950,47 +1047,60 @@
         <w:t>AI Usage Declaration</w:t>
       </w:r>
     </w:p>
-    <w:p>
-      <w:pPr>
-        <w:pStyle w:val="Normal"/>
-        <w:rPr/>
-      </w:pPr>
-      <w:r>
-        <w:rPr>
-          <w:rFonts w:eastAsia="Aptos" w:cs="Aptos"/>
-        </w:rPr>
-        <w:t>I, [</w:t>
-      </w:r>
-      <w:r>
-        <w:rPr>
-          <w:rFonts w:eastAsia="Aptos" w:cs="Aptos"/>
-          <w:b/>
-          <w:bCs/>
-        </w:rPr>
-        <w:t>Your Full Name</w:t>
-      </w:r>
-      <w:r>
-        <w:rPr>
-          <w:rFonts w:eastAsia="Aptos" w:cs="Aptos"/>
-        </w:rPr>
-        <w:t>] [</w:t>
-      </w:r>
-      <w:r>
-        <w:rPr>
-          <w:rFonts w:eastAsia="Aptos" w:cs="Aptos"/>
-          <w:b/>
-          <w:bCs/>
-        </w:rPr>
-        <w:t>Student ID</w:t>
-      </w:r>
-      <w:r>
-        <w:rPr>
-          <w:rFonts w:eastAsia="Aptos" w:cs="Aptos"/>
-        </w:rPr>
-        <w:t>], declare that the information provided in this AI Usage Declaration is accurate and truthful. I have adhered to the academic integrity guidelines and properly referenced all AI-generated content used in this assessment.</w:t>
-      </w:r>
-    </w:p>
-    <w:p>
+    <w:p xmlns:wp14="http://schemas.microsoft.com/office/word/2010/wordml" wp14:textId="2940B1E6">
+      <w:pPr>
+        <w:pStyle w:val="Normal"/>
+      </w:pPr>
+      <w:r>
+        <w:rPr>
+          <w:rFonts w:eastAsia="Aptos" w:cs="Aptos"/>
+        </w:rPr>
+        <w:t>I,</w:t>
+      </w:r>
+      <w:r>
+        <w:rPr>
+          <w:rFonts w:eastAsia="Aptos" w:cs="Aptos"/>
+        </w:rPr>
+        <w:t>Kamran</w:t>
+      </w:r>
+      <w:r>
+        <w:rPr>
+          <w:rFonts w:eastAsia="Aptos" w:cs="Aptos"/>
+        </w:rPr>
+        <w:t xml:space="preserve"> </w:t>
+      </w:r>
+      <w:r>
+        <w:rPr>
+          <w:rFonts w:eastAsia="Aptos" w:cs="Aptos"/>
+        </w:rPr>
+        <w:t>Omar [</w:t>
+      </w:r>
+      <w:r>
+        <w:rPr>
+          <w:rFonts w:eastAsia="Aptos" w:cs="Aptos"/>
+        </w:rPr>
+        <w:t>101564373]</w:t>
+      </w:r>
+      <w:r>
+        <w:rPr>
+          <w:rFonts w:eastAsia="Aptos" w:cs="Aptos"/>
+        </w:rPr>
+        <w:t xml:space="preserve">, declare that the information provided in this AI Usage Declaration is </w:t>
+      </w:r>
+      <w:r>
+        <w:rPr>
+          <w:rFonts w:eastAsia="Aptos" w:cs="Aptos"/>
+        </w:rPr>
+        <w:t>accurate</w:t>
+      </w:r>
+      <w:r>
+        <w:rPr>
+          <w:rFonts w:eastAsia="Aptos" w:cs="Aptos"/>
+        </w:rPr>
+        <w:t xml:space="preserve"> and truthful. I have adhered to the academic integrity guidelines and properly referenced all AI-generated content used in this assessment.</w:t>
+      </w:r>
+    </w:p>
+    <w:p xmlns:wp14="http://schemas.microsoft.com/office/word/2010/wordml" wp14:textId="77777777">
       <w:pPr>
         <w:pStyle w:val="Normal"/>
         <w:ind w:left="720"/>
@@ -1004,7 +1114,7 @@
         <w:t>Original Work Declaration</w:t>
       </w:r>
     </w:p>
-    <w:p>
+    <w:p xmlns:wp14="http://schemas.microsoft.com/office/word/2010/wordml" wp14:textId="77777777">
       <w:pPr>
         <w:pStyle w:val="Normal"/>
         <w:numPr>
@@ -1018,7 +1128,7 @@
         <w:t>I declare that the work submitted is my own and that AI was used only as a tool to assist me in its completion.</w:t>
       </w:r>
     </w:p>
-    <w:p>
+    <w:p xmlns:wp14="http://schemas.microsoft.com/office/word/2010/wordml" wp14:textId="77777777">
       <w:pPr>
         <w:pStyle w:val="Normal"/>
         <w:numPr>
@@ -1032,12 +1142,12 @@
         <w:t>I understand that I am responsible for the content and quality of the work submitted, even if AI was used to generate parts of it.</w:t>
       </w:r>
     </w:p>
-    <w:p>
+    <w:p xmlns:wp14="http://schemas.microsoft.com/office/word/2010/wordml" wp14:textId="77777777">
       <w:pPr>
         <w:pStyle w:val="Normal"/>
         <w:widowControl/>
         <w:bidi w:val="0"/>
-        <w:spacing w:lineRule="auto" w:line="259" w:before="0" w:after="160"/>
+        <w:spacing w:before="0" w:after="160" w:line="259" w:lineRule="auto"/>
         <w:jc w:val="left"/>
         <w:rPr/>
       </w:pPr>
@@ -1047,12 +1157,13 @@
     </w:p>
     <w:sectPr>
       <w:type w:val="nextPage"/>
-      <w:pgSz w:w="12240" w:h="15840"/>
-      <w:pgMar w:left="1440" w:right="1440" w:gutter="0" w:header="0" w:top="1440" w:footer="0" w:bottom="1440"/>
+      <w:pgSz w:w="12240" w:h="15840" w:orient="portrait"/>
+      <w:pgMar w:top="1440" w:right="1440" w:bottom="1440" w:left="1440" w:header="0" w:footer="0" w:gutter="0"/>
       <w:pgNumType w:fmt="decimal"/>
       <w:formProt w:val="false"/>
       <w:textDirection w:val="lrTb"/>
       <w:docGrid w:type="default" w:linePitch="360" w:charSpace="4096"/>
+      <w:cols w:num="1"/>
     </w:sectPr>
   </w:body>
 </w:document>
@@ -1073,7 +1184,7 @@
         <w:ind w:left="720" w:hanging="360"/>
       </w:pPr>
       <w:rPr>
-        <w:rFonts w:ascii="Symbol" w:hAnsi="Symbol" w:cs="Symbol" w:hint="default"/>
+        <w:rFonts w:hint="default" w:ascii="Symbol" w:hAnsi="Symbol" w:cs="Symbol"/>
         <w:sz w:val="20"/>
       </w:rPr>
     </w:lvl>
@@ -1089,7 +1200,7 @@
         <w:ind w:left="1440" w:hanging="360"/>
       </w:pPr>
       <w:rPr>
-        <w:rFonts w:ascii="Symbol" w:hAnsi="Symbol" w:cs="Symbol" w:hint="default"/>
+        <w:rFonts w:hint="default" w:ascii="Symbol" w:hAnsi="Symbol" w:cs="Symbol"/>
         <w:sz w:val="20"/>
       </w:rPr>
     </w:lvl>
@@ -1105,7 +1216,7 @@
         <w:ind w:left="2160" w:hanging="360"/>
       </w:pPr>
       <w:rPr>
-        <w:rFonts w:ascii="Symbol" w:hAnsi="Symbol" w:cs="Symbol" w:hint="default"/>
+        <w:rFonts w:hint="default" w:ascii="Symbol" w:hAnsi="Symbol" w:cs="Symbol"/>
         <w:sz w:val="20"/>
       </w:rPr>
     </w:lvl>
@@ -1121,7 +1232,7 @@
         <w:ind w:left="2880" w:hanging="360"/>
       </w:pPr>
       <w:rPr>
-        <w:rFonts w:ascii="Symbol" w:hAnsi="Symbol" w:cs="Symbol" w:hint="default"/>
+        <w:rFonts w:hint="default" w:ascii="Symbol" w:hAnsi="Symbol" w:cs="Symbol"/>
         <w:sz w:val="20"/>
       </w:rPr>
     </w:lvl>
@@ -1137,7 +1248,7 @@
         <w:ind w:left="3600" w:hanging="360"/>
       </w:pPr>
       <w:rPr>
-        <w:rFonts w:ascii="Symbol" w:hAnsi="Symbol" w:cs="Symbol" w:hint="default"/>
+        <w:rFonts w:hint="default" w:ascii="Symbol" w:hAnsi="Symbol" w:cs="Symbol"/>
         <w:sz w:val="20"/>
       </w:rPr>
     </w:lvl>
@@ -1153,7 +1264,7 @@
         <w:ind w:left="4320" w:hanging="360"/>
       </w:pPr>
       <w:rPr>
-        <w:rFonts w:ascii="Symbol" w:hAnsi="Symbol" w:cs="Symbol" w:hint="default"/>
+        <w:rFonts w:hint="default" w:ascii="Symbol" w:hAnsi="Symbol" w:cs="Symbol"/>
         <w:sz w:val="20"/>
       </w:rPr>
     </w:lvl>
@@ -1169,7 +1280,7 @@
         <w:ind w:left="5040" w:hanging="360"/>
       </w:pPr>
       <w:rPr>
-        <w:rFonts w:ascii="Symbol" w:hAnsi="Symbol" w:cs="Symbol" w:hint="default"/>
+        <w:rFonts w:hint="default" w:ascii="Symbol" w:hAnsi="Symbol" w:cs="Symbol"/>
         <w:sz w:val="20"/>
       </w:rPr>
     </w:lvl>
@@ -1185,7 +1296,7 @@
         <w:ind w:left="5760" w:hanging="360"/>
       </w:pPr>
       <w:rPr>
-        <w:rFonts w:ascii="Symbol" w:hAnsi="Symbol" w:cs="Symbol" w:hint="default"/>
+        <w:rFonts w:hint="default" w:ascii="Symbol" w:hAnsi="Symbol" w:cs="Symbol"/>
         <w:sz w:val="20"/>
       </w:rPr>
     </w:lvl>
@@ -1201,10 +1312,11 @@
         <w:ind w:left="6480" w:hanging="360"/>
       </w:pPr>
       <w:rPr>
-        <w:rFonts w:ascii="Symbol" w:hAnsi="Symbol" w:cs="Symbol" w:hint="default"/>
+        <w:rFonts w:hint="default" w:ascii="Symbol" w:hAnsi="Symbol" w:cs="Symbol"/>
         <w:sz w:val="20"/>
       </w:rPr>
     </w:lvl>
+    <w:nsid w:val="15b3b98a"/>
   </w:abstractNum>
   <w:abstractNum w:abstractNumId="2">
     <w:lvl w:ilvl="0">
@@ -1219,7 +1331,7 @@
         <w:ind w:left="720" w:hanging="360"/>
       </w:pPr>
       <w:rPr>
-        <w:rFonts w:ascii="Symbol" w:hAnsi="Symbol" w:cs="Symbol" w:hint="default"/>
+        <w:rFonts w:hint="default" w:ascii="Symbol" w:hAnsi="Symbol" w:cs="Symbol"/>
         <w:sz w:val="20"/>
       </w:rPr>
     </w:lvl>
@@ -1235,7 +1347,7 @@
         <w:ind w:left="1440" w:hanging="360"/>
       </w:pPr>
       <w:rPr>
-        <w:rFonts w:ascii="Symbol" w:hAnsi="Symbol" w:cs="Symbol" w:hint="default"/>
+        <w:rFonts w:hint="default" w:ascii="Symbol" w:hAnsi="Symbol" w:cs="Symbol"/>
         <w:sz w:val="20"/>
       </w:rPr>
     </w:lvl>
@@ -1251,7 +1363,7 @@
         <w:ind w:left="2160" w:hanging="360"/>
       </w:pPr>
       <w:rPr>
-        <w:rFonts w:ascii="Symbol" w:hAnsi="Symbol" w:cs="Symbol" w:hint="default"/>
+        <w:rFonts w:hint="default" w:ascii="Symbol" w:hAnsi="Symbol" w:cs="Symbol"/>
         <w:sz w:val="20"/>
       </w:rPr>
     </w:lvl>
@@ -1267,7 +1379,7 @@
         <w:ind w:left="2880" w:hanging="360"/>
       </w:pPr>
       <w:rPr>
-        <w:rFonts w:ascii="Symbol" w:hAnsi="Symbol" w:cs="Symbol" w:hint="default"/>
+        <w:rFonts w:hint="default" w:ascii="Symbol" w:hAnsi="Symbol" w:cs="Symbol"/>
         <w:sz w:val="20"/>
       </w:rPr>
     </w:lvl>
@@ -1283,7 +1395,7 @@
         <w:ind w:left="3600" w:hanging="360"/>
       </w:pPr>
       <w:rPr>
-        <w:rFonts w:ascii="Symbol" w:hAnsi="Symbol" w:cs="Symbol" w:hint="default"/>
+        <w:rFonts w:hint="default" w:ascii="Symbol" w:hAnsi="Symbol" w:cs="Symbol"/>
         <w:sz w:val="20"/>
       </w:rPr>
     </w:lvl>
@@ -1299,7 +1411,7 @@
         <w:ind w:left="4320" w:hanging="360"/>
       </w:pPr>
       <w:rPr>
-        <w:rFonts w:ascii="Symbol" w:hAnsi="Symbol" w:cs="Symbol" w:hint="default"/>
+        <w:rFonts w:hint="default" w:ascii="Symbol" w:hAnsi="Symbol" w:cs="Symbol"/>
         <w:sz w:val="20"/>
       </w:rPr>
     </w:lvl>
@@ -1315,7 +1427,7 @@
         <w:ind w:left="5040" w:hanging="360"/>
       </w:pPr>
       <w:rPr>
-        <w:rFonts w:ascii="Symbol" w:hAnsi="Symbol" w:cs="Symbol" w:hint="default"/>
+        <w:rFonts w:hint="default" w:ascii="Symbol" w:hAnsi="Symbol" w:cs="Symbol"/>
         <w:sz w:val="20"/>
       </w:rPr>
     </w:lvl>
@@ -1331,7 +1443,7 @@
         <w:ind w:left="5760" w:hanging="360"/>
       </w:pPr>
       <w:rPr>
-        <w:rFonts w:ascii="Symbol" w:hAnsi="Symbol" w:cs="Symbol" w:hint="default"/>
+        <w:rFonts w:hint="default" w:ascii="Symbol" w:hAnsi="Symbol" w:cs="Symbol"/>
         <w:sz w:val="20"/>
       </w:rPr>
     </w:lvl>
@@ -1347,10 +1459,11 @@
         <w:ind w:left="6480" w:hanging="360"/>
       </w:pPr>
       <w:rPr>
-        <w:rFonts w:ascii="Symbol" w:hAnsi="Symbol" w:cs="Symbol" w:hint="default"/>
+        <w:rFonts w:hint="default" w:ascii="Symbol" w:hAnsi="Symbol" w:cs="Symbol"/>
         <w:sz w:val="20"/>
       </w:rPr>
     </w:lvl>
+    <w:nsid w:val="5a482dd9"/>
   </w:abstractNum>
   <w:abstractNum w:abstractNumId="3">
     <w:lvl w:ilvl="0">
@@ -1365,7 +1478,7 @@
         <w:ind w:left="1080" w:hanging="360"/>
       </w:pPr>
       <w:rPr>
-        <w:rFonts w:ascii="Symbol" w:hAnsi="Symbol" w:cs="Symbol" w:hint="default"/>
+        <w:rFonts w:hint="default" w:ascii="Symbol" w:hAnsi="Symbol" w:cs="Symbol"/>
         <w:sz w:val="20"/>
       </w:rPr>
     </w:lvl>
@@ -1381,7 +1494,7 @@
         <w:ind w:left="1800" w:hanging="360"/>
       </w:pPr>
       <w:rPr>
-        <w:rFonts w:ascii="Symbol" w:hAnsi="Symbol" w:cs="Symbol" w:hint="default"/>
+        <w:rFonts w:hint="default" w:ascii="Symbol" w:hAnsi="Symbol" w:cs="Symbol"/>
         <w:sz w:val="20"/>
       </w:rPr>
     </w:lvl>
@@ -1397,7 +1510,7 @@
         <w:ind w:left="2520" w:hanging="360"/>
       </w:pPr>
       <w:rPr>
-        <w:rFonts w:ascii="Symbol" w:hAnsi="Symbol" w:cs="Symbol" w:hint="default"/>
+        <w:rFonts w:hint="default" w:ascii="Symbol" w:hAnsi="Symbol" w:cs="Symbol"/>
         <w:sz w:val="20"/>
       </w:rPr>
     </w:lvl>
@@ -1413,7 +1526,7 @@
         <w:ind w:left="3240" w:hanging="360"/>
       </w:pPr>
       <w:rPr>
-        <w:rFonts w:ascii="Symbol" w:hAnsi="Symbol" w:cs="Symbol" w:hint="default"/>
+        <w:rFonts w:hint="default" w:ascii="Symbol" w:hAnsi="Symbol" w:cs="Symbol"/>
         <w:sz w:val="20"/>
       </w:rPr>
     </w:lvl>
@@ -1429,7 +1542,7 @@
         <w:ind w:left="3960" w:hanging="360"/>
       </w:pPr>
       <w:rPr>
-        <w:rFonts w:ascii="Symbol" w:hAnsi="Symbol" w:cs="Symbol" w:hint="default"/>
+        <w:rFonts w:hint="default" w:ascii="Symbol" w:hAnsi="Symbol" w:cs="Symbol"/>
         <w:sz w:val="20"/>
       </w:rPr>
     </w:lvl>
@@ -1445,7 +1558,7 @@
         <w:ind w:left="4680" w:hanging="360"/>
       </w:pPr>
       <w:rPr>
-        <w:rFonts w:ascii="Symbol" w:hAnsi="Symbol" w:cs="Symbol" w:hint="default"/>
+        <w:rFonts w:hint="default" w:ascii="Symbol" w:hAnsi="Symbol" w:cs="Symbol"/>
         <w:sz w:val="20"/>
       </w:rPr>
     </w:lvl>
@@ -1461,7 +1574,7 @@
         <w:ind w:left="5400" w:hanging="360"/>
       </w:pPr>
       <w:rPr>
-        <w:rFonts w:ascii="Symbol" w:hAnsi="Symbol" w:cs="Symbol" w:hint="default"/>
+        <w:rFonts w:hint="default" w:ascii="Symbol" w:hAnsi="Symbol" w:cs="Symbol"/>
         <w:sz w:val="20"/>
       </w:rPr>
     </w:lvl>
@@ -1477,7 +1590,7 @@
         <w:ind w:left="6120" w:hanging="360"/>
       </w:pPr>
       <w:rPr>
-        <w:rFonts w:ascii="Symbol" w:hAnsi="Symbol" w:cs="Symbol" w:hint="default"/>
+        <w:rFonts w:hint="default" w:ascii="Symbol" w:hAnsi="Symbol" w:cs="Symbol"/>
         <w:sz w:val="20"/>
       </w:rPr>
     </w:lvl>
@@ -1493,10 +1606,11 @@
         <w:ind w:left="6840" w:hanging="360"/>
       </w:pPr>
       <w:rPr>
-        <w:rFonts w:ascii="Symbol" w:hAnsi="Symbol" w:cs="Symbol" w:hint="default"/>
+        <w:rFonts w:hint="default" w:ascii="Symbol" w:hAnsi="Symbol" w:cs="Symbol"/>
         <w:sz w:val="20"/>
       </w:rPr>
     </w:lvl>
+    <w:nsid w:val="fbf5d98"/>
   </w:abstractNum>
   <w:abstractNum w:abstractNumId="4">
     <w:lvl w:ilvl="0">
@@ -1616,6 +1730,7 @@
         <w:ind w:left="0" w:hanging="0"/>
       </w:pPr>
     </w:lvl>
+    <w:nsid w:val="5a0f9967"/>
   </w:abstractNum>
   <w:num w:numId="1">
     <w:abstractNumId w:val="1"/>
@@ -1633,11 +1748,11 @@
 </file>
 
 <file path=word/styles.xml><?xml version="1.0" encoding="utf-8"?>
-<w:styles xmlns:w="http://schemas.openxmlformats.org/wordprocessingml/2006/main" xmlns:w14="http://schemas.microsoft.com/office/word/2010/wordml" xmlns:mc="http://schemas.openxmlformats.org/markup-compatibility/2006" mc:Ignorable="w14">
+<w:styles xmlns:wp14="http://schemas.microsoft.com/office/word/2010/wordprocessingDrawing" xmlns:w="http://schemas.openxmlformats.org/wordprocessingml/2006/main" xmlns:w14="http://schemas.microsoft.com/office/word/2010/wordml" xmlns:mc="http://schemas.openxmlformats.org/markup-compatibility/2006" mc:Ignorable="w14 wp14">
   <w:docDefaults>
     <w:rPrDefault>
       <w:rPr>
-        <w:rFonts w:ascii="Aptos" w:hAnsi="Aptos" w:eastAsia="Aptos" w:cs="Arial" w:asciiTheme="minorHAnsi" w:cstheme="minorBidi" w:eastAsiaTheme="minorHAnsi" w:hAnsiTheme="minorHAnsi"/>
+        <w:rFonts w:ascii="Aptos" w:hAnsi="Aptos" w:eastAsia="Aptos" w:cs="Arial" w:asciiTheme="minorHAnsi" w:hAnsiTheme="minorHAnsi" w:eastAsiaTheme="minorHAnsi" w:cstheme="minorBidi"/>
         <w:sz w:val="22"/>
         <w:szCs w:val="22"/>
         <w:lang w:val="en-CA" w:eastAsia="en-US" w:bidi="ar-SA"/>
@@ -2033,11 +2148,11 @@
     <w:pPr>
       <w:widowControl/>
       <w:bidi w:val="0"/>
-      <w:spacing w:lineRule="auto" w:line="259" w:before="0" w:after="160"/>
+      <w:spacing w:before="0" w:after="160" w:line="259" w:lineRule="auto"/>
       <w:jc w:val="left"/>
     </w:pPr>
     <w:rPr>
-      <w:rFonts w:ascii="Aptos" w:hAnsi="Aptos" w:eastAsia="Aptos" w:cs="Arial" w:asciiTheme="minorHAnsi" w:cstheme="minorBidi" w:eastAsiaTheme="minorHAnsi" w:hAnsiTheme="minorHAnsi"/>
+      <w:rFonts w:ascii="Aptos" w:hAnsi="Aptos" w:eastAsia="Aptos" w:cs="Arial" w:asciiTheme="minorHAnsi" w:hAnsiTheme="minorHAnsi" w:eastAsiaTheme="minorHAnsi" w:cstheme="minorBidi"/>
       <w:color w:val="auto"/>
       <w:kern w:val="0"/>
       <w:sz w:val="22"/>
@@ -2046,7 +2161,7 @@
     </w:rPr>
   </w:style>
   <w:style w:type="paragraph" w:styleId="Heading1">
-    <w:name w:val="Heading 1"/>
+    <w:name w:val="heading 1"/>
     <w:basedOn w:val="Normal"/>
     <w:next w:val="Normal"/>
     <w:link w:val="Heading1Char"/>
@@ -2060,14 +2175,14 @@
       <w:outlineLvl w:val="0"/>
     </w:pPr>
     <w:rPr>
-      <w:rFonts w:ascii="Aptos Display" w:hAnsi="Aptos Display" w:eastAsia="" w:cs="Times New Roman" w:asciiTheme="majorHAnsi" w:cstheme="majorBidi" w:eastAsiaTheme="majorEastAsia" w:hAnsiTheme="majorHAnsi"/>
-      <w:color w:themeColor="accent1" w:themeShade="bf" w:val="0F4761"/>
+      <w:rFonts w:ascii="Aptos Display" w:hAnsi="Aptos Display" w:eastAsia="" w:cs="Times New Roman" w:asciiTheme="majorHAnsi" w:hAnsiTheme="majorHAnsi" w:eastAsiaTheme="majorEastAsia" w:cstheme="majorBidi"/>
+      <w:color w:val="0F4761" w:themeColor="accent1" w:themeShade="bf"/>
       <w:sz w:val="40"/>
       <w:szCs w:val="40"/>
     </w:rPr>
   </w:style>
   <w:style w:type="paragraph" w:styleId="Heading2">
-    <w:name w:val="Heading 2"/>
+    <w:name w:val="heading 2"/>
     <w:basedOn w:val="Normal"/>
     <w:next w:val="Normal"/>
     <w:link w:val="Heading2Char"/>
@@ -2083,14 +2198,14 @@
       <w:outlineLvl w:val="1"/>
     </w:pPr>
     <w:rPr>
-      <w:rFonts w:ascii="Aptos Display" w:hAnsi="Aptos Display" w:eastAsia="" w:cs="Times New Roman" w:asciiTheme="majorHAnsi" w:cstheme="majorBidi" w:eastAsiaTheme="majorEastAsia" w:hAnsiTheme="majorHAnsi"/>
-      <w:color w:themeColor="accent1" w:themeShade="bf" w:val="0F4761"/>
+      <w:rFonts w:ascii="Aptos Display" w:hAnsi="Aptos Display" w:eastAsia="" w:cs="Times New Roman" w:asciiTheme="majorHAnsi" w:hAnsiTheme="majorHAnsi" w:eastAsiaTheme="majorEastAsia" w:cstheme="majorBidi"/>
+      <w:color w:val="0F4761" w:themeColor="accent1" w:themeShade="bf"/>
       <w:sz w:val="32"/>
       <w:szCs w:val="32"/>
     </w:rPr>
   </w:style>
   <w:style w:type="paragraph" w:styleId="Heading3">
-    <w:name w:val="Heading 3"/>
+    <w:name w:val="heading 3"/>
     <w:basedOn w:val="Normal"/>
     <w:next w:val="Normal"/>
     <w:link w:val="Heading3Char"/>
@@ -2106,14 +2221,14 @@
       <w:outlineLvl w:val="2"/>
     </w:pPr>
     <w:rPr>
-      <w:rFonts w:eastAsia="" w:cs="Times New Roman" w:cstheme="majorBidi" w:eastAsiaTheme="majorEastAsia"/>
-      <w:color w:themeColor="accent1" w:themeShade="bf" w:val="0F4761"/>
+      <w:rFonts w:eastAsia="" w:cs="Times New Roman" w:eastAsiaTheme="majorEastAsia" w:cstheme="majorBidi"/>
+      <w:color w:val="0F4761" w:themeColor="accent1" w:themeShade="bf"/>
       <w:sz w:val="28"/>
       <w:szCs w:val="28"/>
     </w:rPr>
   </w:style>
   <w:style w:type="paragraph" w:styleId="Heading4">
-    <w:name w:val="Heading 4"/>
+    <w:name w:val="heading 4"/>
     <w:basedOn w:val="Normal"/>
     <w:next w:val="Normal"/>
     <w:link w:val="Heading4Char"/>
@@ -2129,14 +2244,14 @@
       <w:outlineLvl w:val="3"/>
     </w:pPr>
     <w:rPr>
-      <w:rFonts w:eastAsia="" w:cs="Times New Roman" w:cstheme="majorBidi" w:eastAsiaTheme="majorEastAsia"/>
+      <w:rFonts w:eastAsia="" w:cs="Times New Roman" w:eastAsiaTheme="majorEastAsia" w:cstheme="majorBidi"/>
       <w:i/>
       <w:iCs/>
-      <w:color w:themeColor="accent1" w:themeShade="bf" w:val="0F4761"/>
+      <w:color w:val="0F4761" w:themeColor="accent1" w:themeShade="bf"/>
     </w:rPr>
   </w:style>
   <w:style w:type="paragraph" w:styleId="Heading5">
-    <w:name w:val="Heading 5"/>
+    <w:name w:val="heading 5"/>
     <w:basedOn w:val="Normal"/>
     <w:next w:val="Normal"/>
     <w:link w:val="Heading5Char"/>
@@ -2152,12 +2267,12 @@
       <w:outlineLvl w:val="4"/>
     </w:pPr>
     <w:rPr>
-      <w:rFonts w:eastAsia="" w:cs="Times New Roman" w:cstheme="majorBidi" w:eastAsiaTheme="majorEastAsia"/>
-      <w:color w:themeColor="accent1" w:themeShade="bf" w:val="0F4761"/>
+      <w:rFonts w:eastAsia="" w:cs="Times New Roman" w:eastAsiaTheme="majorEastAsia" w:cstheme="majorBidi"/>
+      <w:color w:val="0F4761" w:themeColor="accent1" w:themeShade="bf"/>
     </w:rPr>
   </w:style>
   <w:style w:type="paragraph" w:styleId="Heading6">
-    <w:name w:val="Heading 6"/>
+    <w:name w:val="heading 6"/>
     <w:basedOn w:val="Normal"/>
     <w:next w:val="Normal"/>
     <w:link w:val="Heading6Char"/>
@@ -2173,14 +2288,14 @@
       <w:outlineLvl w:val="5"/>
     </w:pPr>
     <w:rPr>
-      <w:rFonts w:eastAsia="" w:cs="Times New Roman" w:cstheme="majorBidi" w:eastAsiaTheme="majorEastAsia"/>
+      <w:rFonts w:eastAsia="" w:cs="Times New Roman" w:eastAsiaTheme="majorEastAsia" w:cstheme="majorBidi"/>
       <w:i/>
       <w:iCs/>
-      <w:color w:themeColor="text1" w:themeTint="a6" w:val="595959"/>
+      <w:color w:val="595959" w:themeColor="text1" w:themeTint="a6"/>
     </w:rPr>
   </w:style>
   <w:style w:type="paragraph" w:styleId="Heading7">
-    <w:name w:val="Heading 7"/>
+    <w:name w:val="heading 7"/>
     <w:basedOn w:val="Normal"/>
     <w:next w:val="Normal"/>
     <w:link w:val="Heading7Char"/>
@@ -2196,12 +2311,12 @@
       <w:outlineLvl w:val="6"/>
     </w:pPr>
     <w:rPr>
-      <w:rFonts w:eastAsia="" w:cs="Times New Roman" w:cstheme="majorBidi" w:eastAsiaTheme="majorEastAsia"/>
-      <w:color w:themeColor="text1" w:themeTint="a6" w:val="595959"/>
+      <w:rFonts w:eastAsia="" w:cs="Times New Roman" w:eastAsiaTheme="majorEastAsia" w:cstheme="majorBidi"/>
+      <w:color w:val="595959" w:themeColor="text1" w:themeTint="a6"/>
     </w:rPr>
   </w:style>
   <w:style w:type="paragraph" w:styleId="Heading8">
-    <w:name w:val="Heading 8"/>
+    <w:name w:val="heading 8"/>
     <w:basedOn w:val="Normal"/>
     <w:next w:val="Normal"/>
     <w:link w:val="Heading8Char"/>
@@ -2217,14 +2332,14 @@
       <w:outlineLvl w:val="7"/>
     </w:pPr>
     <w:rPr>
-      <w:rFonts w:eastAsia="" w:cs="Times New Roman" w:cstheme="majorBidi" w:eastAsiaTheme="majorEastAsia"/>
+      <w:rFonts w:eastAsia="" w:cs="Times New Roman" w:eastAsiaTheme="majorEastAsia" w:cstheme="majorBidi"/>
       <w:i/>
       <w:iCs/>
-      <w:color w:themeColor="text1" w:themeTint="d8" w:val="272727"/>
+      <w:color w:val="272727" w:themeColor="text1" w:themeTint="d8"/>
     </w:rPr>
   </w:style>
   <w:style w:type="paragraph" w:styleId="Heading9">
-    <w:name w:val="Heading 9"/>
+    <w:name w:val="heading 9"/>
     <w:basedOn w:val="Normal"/>
     <w:next w:val="Normal"/>
     <w:link w:val="Heading9Char"/>
@@ -2240,8 +2355,8 @@
       <w:outlineLvl w:val="8"/>
     </w:pPr>
     <w:rPr>
-      <w:rFonts w:eastAsia="" w:cs="Times New Roman" w:cstheme="majorBidi" w:eastAsiaTheme="majorEastAsia"/>
-      <w:color w:themeColor="text1" w:themeTint="d8" w:val="272727"/>
+      <w:rFonts w:eastAsia="" w:cs="Times New Roman" w:eastAsiaTheme="majorEastAsia" w:cstheme="majorBidi"/>
+      <w:color w:val="272727" w:themeColor="text1" w:themeTint="d8"/>
     </w:rPr>
   </w:style>
   <w:style w:type="character" w:styleId="DefaultParagraphFont" w:default="1">
@@ -2260,8 +2375,8 @@
     <w:qFormat/>
     <w:rsid w:val="00837274"/>
     <w:rPr>
-      <w:rFonts w:ascii="Aptos Display" w:hAnsi="Aptos Display" w:eastAsia="" w:cs="Times New Roman" w:asciiTheme="majorHAnsi" w:cstheme="majorBidi" w:eastAsiaTheme="majorEastAsia" w:hAnsiTheme="majorHAnsi"/>
-      <w:color w:themeColor="accent1" w:themeShade="bf" w:val="0F4761"/>
+      <w:rFonts w:ascii="Aptos Display" w:hAnsi="Aptos Display" w:eastAsia="" w:cs="Times New Roman" w:asciiTheme="majorHAnsi" w:hAnsiTheme="majorHAnsi" w:eastAsiaTheme="majorEastAsia" w:cstheme="majorBidi"/>
+      <w:color w:val="0F4761" w:themeColor="accent1" w:themeShade="bf"/>
       <w:sz w:val="40"/>
       <w:szCs w:val="40"/>
     </w:rPr>
@@ -2275,8 +2390,8 @@
     <w:qFormat/>
     <w:rsid w:val="00837274"/>
     <w:rPr>
-      <w:rFonts w:ascii="Aptos Display" w:hAnsi="Aptos Display" w:eastAsia="" w:cs="Times New Roman" w:asciiTheme="majorHAnsi" w:cstheme="majorBidi" w:eastAsiaTheme="majorEastAsia" w:hAnsiTheme="majorHAnsi"/>
-      <w:color w:themeColor="accent1" w:themeShade="bf" w:val="0F4761"/>
+      <w:rFonts w:ascii="Aptos Display" w:hAnsi="Aptos Display" w:eastAsia="" w:cs="Times New Roman" w:asciiTheme="majorHAnsi" w:hAnsiTheme="majorHAnsi" w:eastAsiaTheme="majorEastAsia" w:cstheme="majorBidi"/>
+      <w:color w:val="0F4761" w:themeColor="accent1" w:themeShade="bf"/>
       <w:sz w:val="32"/>
       <w:szCs w:val="32"/>
     </w:rPr>
@@ -2290,8 +2405,8 @@
     <w:qFormat/>
     <w:rsid w:val="00837274"/>
     <w:rPr>
-      <w:rFonts w:eastAsia="" w:cs="Times New Roman" w:cstheme="majorBidi" w:eastAsiaTheme="majorEastAsia"/>
-      <w:color w:themeColor="accent1" w:themeShade="bf" w:val="0F4761"/>
+      <w:rFonts w:eastAsia="" w:cs="Times New Roman" w:eastAsiaTheme="majorEastAsia" w:cstheme="majorBidi"/>
+      <w:color w:val="0F4761" w:themeColor="accent1" w:themeShade="bf"/>
       <w:sz w:val="28"/>
       <w:szCs w:val="28"/>
     </w:rPr>
@@ -2305,10 +2420,10 @@
     <w:qFormat/>
     <w:rsid w:val="00837274"/>
     <w:rPr>
-      <w:rFonts w:eastAsia="" w:cs="Times New Roman" w:cstheme="majorBidi" w:eastAsiaTheme="majorEastAsia"/>
+      <w:rFonts w:eastAsia="" w:cs="Times New Roman" w:eastAsiaTheme="majorEastAsia" w:cstheme="majorBidi"/>
       <w:i/>
       <w:iCs/>
-      <w:color w:themeColor="accent1" w:themeShade="bf" w:val="0F4761"/>
+      <w:color w:val="0F4761" w:themeColor="accent1" w:themeShade="bf"/>
     </w:rPr>
   </w:style>
   <w:style w:type="character" w:styleId="Heading5Char" w:customStyle="1">
@@ -2320,8 +2435,8 @@
     <w:qFormat/>
     <w:rsid w:val="00837274"/>
     <w:rPr>
-      <w:rFonts w:eastAsia="" w:cs="Times New Roman" w:cstheme="majorBidi" w:eastAsiaTheme="majorEastAsia"/>
-      <w:color w:themeColor="accent1" w:themeShade="bf" w:val="0F4761"/>
+      <w:rFonts w:eastAsia="" w:cs="Times New Roman" w:eastAsiaTheme="majorEastAsia" w:cstheme="majorBidi"/>
+      <w:color w:val="0F4761" w:themeColor="accent1" w:themeShade="bf"/>
     </w:rPr>
   </w:style>
   <w:style w:type="character" w:styleId="Heading6Char" w:customStyle="1">
@@ -2333,10 +2448,10 @@
     <w:qFormat/>
     <w:rsid w:val="00837274"/>
     <w:rPr>
-      <w:rFonts w:eastAsia="" w:cs="Times New Roman" w:cstheme="majorBidi" w:eastAsiaTheme="majorEastAsia"/>
+      <w:rFonts w:eastAsia="" w:cs="Times New Roman" w:eastAsiaTheme="majorEastAsia" w:cstheme="majorBidi"/>
       <w:i/>
       <w:iCs/>
-      <w:color w:themeColor="text1" w:themeTint="a6" w:val="595959"/>
+      <w:color w:val="595959" w:themeColor="text1" w:themeTint="a6"/>
     </w:rPr>
   </w:style>
   <w:style w:type="character" w:styleId="Heading7Char" w:customStyle="1">
@@ -2348,8 +2463,8 @@
     <w:qFormat/>
     <w:rsid w:val="00837274"/>
     <w:rPr>
-      <w:rFonts w:eastAsia="" w:cs="Times New Roman" w:cstheme="majorBidi" w:eastAsiaTheme="majorEastAsia"/>
-      <w:color w:themeColor="text1" w:themeTint="a6" w:val="595959"/>
+      <w:rFonts w:eastAsia="" w:cs="Times New Roman" w:eastAsiaTheme="majorEastAsia" w:cstheme="majorBidi"/>
+      <w:color w:val="595959" w:themeColor="text1" w:themeTint="a6"/>
     </w:rPr>
   </w:style>
   <w:style w:type="character" w:styleId="Heading8Char" w:customStyle="1">
@@ -2361,10 +2476,10 @@
     <w:qFormat/>
     <w:rsid w:val="00837274"/>
     <w:rPr>
-      <w:rFonts w:eastAsia="" w:cs="Times New Roman" w:cstheme="majorBidi" w:eastAsiaTheme="majorEastAsia"/>
+      <w:rFonts w:eastAsia="" w:cs="Times New Roman" w:eastAsiaTheme="majorEastAsia" w:cstheme="majorBidi"/>
       <w:i/>
       <w:iCs/>
-      <w:color w:themeColor="text1" w:themeTint="d8" w:val="272727"/>
+      <w:color w:val="272727" w:themeColor="text1" w:themeTint="d8"/>
     </w:rPr>
   </w:style>
   <w:style w:type="character" w:styleId="Heading9Char" w:customStyle="1">
@@ -2376,8 +2491,8 @@
     <w:qFormat/>
     <w:rsid w:val="00837274"/>
     <w:rPr>
-      <w:rFonts w:eastAsia="" w:cs="Times New Roman" w:cstheme="majorBidi" w:eastAsiaTheme="majorEastAsia"/>
-      <w:color w:themeColor="text1" w:themeTint="d8" w:val="272727"/>
+      <w:rFonts w:eastAsia="" w:cs="Times New Roman" w:eastAsiaTheme="majorEastAsia" w:cstheme="majorBidi"/>
+      <w:color w:val="272727" w:themeColor="text1" w:themeTint="d8"/>
     </w:rPr>
   </w:style>
   <w:style w:type="character" w:styleId="TitleChar" w:customStyle="1">
@@ -2388,7 +2503,7 @@
     <w:qFormat/>
     <w:rsid w:val="00837274"/>
     <w:rPr>
-      <w:rFonts w:ascii="Aptos Display" w:hAnsi="Aptos Display" w:eastAsia="" w:cs="Times New Roman" w:asciiTheme="majorHAnsi" w:cstheme="majorBidi" w:eastAsiaTheme="majorEastAsia" w:hAnsiTheme="majorHAnsi"/>
+      <w:rFonts w:ascii="Aptos Display" w:hAnsi="Aptos Display" w:eastAsia="" w:cs="Times New Roman" w:asciiTheme="majorHAnsi" w:hAnsiTheme="majorHAnsi" w:eastAsiaTheme="majorEastAsia" w:cstheme="majorBidi"/>
       <w:spacing w:val="-10"/>
       <w:kern w:val="2"/>
       <w:sz w:val="56"/>
@@ -2403,8 +2518,8 @@
     <w:qFormat/>
     <w:rsid w:val="00837274"/>
     <w:rPr>
-      <w:rFonts w:eastAsia="" w:cs="Times New Roman" w:cstheme="majorBidi" w:eastAsiaTheme="majorEastAsia"/>
-      <w:color w:themeColor="text1" w:themeTint="a6" w:val="595959"/>
+      <w:rFonts w:eastAsia="" w:cs="Times New Roman" w:eastAsiaTheme="majorEastAsia" w:cstheme="majorBidi"/>
+      <w:color w:val="595959" w:themeColor="text1" w:themeTint="a6"/>
       <w:spacing w:val="15"/>
       <w:sz w:val="28"/>
       <w:szCs w:val="28"/>
@@ -2420,7 +2535,7 @@
     <w:rPr>
       <w:i/>
       <w:iCs/>
-      <w:color w:themeColor="text1" w:themeTint="bf" w:val="404040"/>
+      <w:color w:val="404040" w:themeColor="text1" w:themeTint="bf"/>
     </w:rPr>
   </w:style>
   <w:style w:type="character" w:styleId="IntenseEmphasis">
@@ -2432,7 +2547,7 @@
     <w:rPr>
       <w:i/>
       <w:iCs/>
-      <w:color w:themeColor="accent1" w:themeShade="bf" w:val="0F4761"/>
+      <w:color w:val="0F4761" w:themeColor="accent1" w:themeShade="bf"/>
     </w:rPr>
   </w:style>
   <w:style w:type="character" w:styleId="IntenseQuoteChar" w:customStyle="1">
@@ -2445,7 +2560,7 @@
     <w:rPr>
       <w:i/>
       <w:iCs/>
-      <w:color w:themeColor="accent1" w:themeShade="bf" w:val="0F4761"/>
+      <w:color w:val="0F4761" w:themeColor="accent1" w:themeShade="bf"/>
     </w:rPr>
   </w:style>
   <w:style w:type="character" w:styleId="IntenseReference">
@@ -2458,7 +2573,7 @@
       <w:b/>
       <w:bCs/>
       <w:smallCaps/>
-      <w:color w:themeColor="accent1" w:themeShade="bf" w:val="0F4761"/>
+      <w:color w:val="0F4761" w:themeColor="accent1" w:themeShade="bf"/>
       <w:spacing w:val="5"/>
     </w:rPr>
   </w:style>
@@ -2481,7 +2596,7 @@
     <w:name w:val="Body Text"/>
     <w:basedOn w:val="Normal"/>
     <w:pPr>
-      <w:spacing w:lineRule="auto" w:line="276" w:before="0" w:after="140"/>
+      <w:spacing w:before="0" w:after="140" w:line="276" w:lineRule="auto"/>
     </w:pPr>
     <w:rPr/>
   </w:style>
@@ -2529,11 +2644,11 @@
     <w:qFormat/>
     <w:rsid w:val="00837274"/>
     <w:pPr>
-      <w:spacing w:lineRule="auto" w:line="240" w:before="0" w:after="80"/>
+      <w:spacing w:before="0" w:after="80" w:line="240" w:lineRule="auto"/>
       <w:contextualSpacing/>
     </w:pPr>
     <w:rPr>
-      <w:rFonts w:ascii="Aptos Display" w:hAnsi="Aptos Display" w:eastAsia="" w:cs="Times New Roman" w:asciiTheme="majorHAnsi" w:cstheme="majorBidi" w:eastAsiaTheme="majorEastAsia" w:hAnsiTheme="majorHAnsi"/>
+      <w:rFonts w:ascii="Aptos Display" w:hAnsi="Aptos Display" w:eastAsia="" w:cs="Times New Roman" w:asciiTheme="majorHAnsi" w:hAnsiTheme="majorHAnsi" w:eastAsiaTheme="majorEastAsia" w:cstheme="majorBidi"/>
       <w:spacing w:val="-10"/>
       <w:kern w:val="2"/>
       <w:sz w:val="56"/>
@@ -2550,8 +2665,8 @@
     <w:rsid w:val="00837274"/>
     <w:pPr/>
     <w:rPr>
-      <w:rFonts w:eastAsia="" w:cs="Times New Roman" w:cstheme="majorBidi" w:eastAsiaTheme="majorEastAsia"/>
-      <w:color w:themeColor="text1" w:themeTint="a6" w:val="595959"/>
+      <w:rFonts w:eastAsia="" w:cs="Times New Roman" w:eastAsiaTheme="majorEastAsia" w:cstheme="majorBidi"/>
+      <w:color w:val="595959" w:themeColor="text1" w:themeTint="a6"/>
       <w:spacing w:val="15"/>
       <w:sz w:val="28"/>
       <w:szCs w:val="28"/>
@@ -2572,7 +2687,7 @@
     <w:rPr>
       <w:i/>
       <w:iCs/>
-      <w:color w:themeColor="text1" w:themeTint="bf" w:val="404040"/>
+      <w:color w:val="404040" w:themeColor="text1" w:themeTint="bf"/>
     </w:rPr>
   </w:style>
   <w:style w:type="paragraph" w:styleId="ListParagraph">
@@ -2598,8 +2713,8 @@
     <w:rsid w:val="00837274"/>
     <w:pPr>
       <w:pBdr>
-        <w:top w:val="single" w:sz="4" w:space="10" w:color="0F4761" w:themeColor="accent1" w:themeShade="bf"/>
-        <w:bottom w:val="single" w:sz="4" w:space="10" w:color="0F4761" w:themeColor="accent1" w:themeShade="bf"/>
+        <w:top w:val="single" w:color="0F4761" w:themeColor="accent1" w:themeShade="bf" w:sz="4" w:space="10"/>
+        <w:bottom w:val="single" w:color="0F4761" w:themeColor="accent1" w:themeShade="bf" w:sz="4" w:space="10"/>
       </w:pBdr>
       <w:spacing w:before="360" w:after="360"/>
       <w:ind w:left="864" w:right="864"/>
@@ -2608,7 +2723,7 @@
     <w:rPr>
       <w:i/>
       <w:iCs/>
-      <w:color w:themeColor="accent1" w:themeShade="bf" w:val="0F4761"/>
+      <w:color w:val="0F4761" w:themeColor="accent1" w:themeShade="bf"/>
     </w:rPr>
   </w:style>
   <w:style w:type="numbering" w:styleId="NoList" w:default="1">
@@ -2618,7 +2733,7 @@
     <w:unhideWhenUsed/>
     <w:qFormat/>
   </w:style>
-  <w:style w:type="table" w:default="1" w:styleId="TableNormal">
+  <w:style w:type="table" w:styleId="TableNormal" w:default="1">
     <w:name w:val="Normal Table"/>
     <w:uiPriority w:val="99"/>
     <w:semiHidden/>
